--- a/public/sales-kit/FlowSync_Informacion_Comercial_Seguridad_ES.docx
+++ b/public/sales-kit/FlowSync_Informacion_Comercial_Seguridad_ES.docx
@@ -15,7 +15,7 @@
         <w:pStyle w:val="Subtitle"/>
       </w:pPr>
       <w:r>
-        <w:t xml:space="preserve">Para revisión de compras, TI y cumplimiento del cliente · Julio 2026</w:t>
+        <w:t xml:space="preserve">Para revisión de compras, TI y cumplimiento del cliente · Agosto 2026</w:t>
       </w:r>
     </w:p>
     <w:p>
@@ -690,6 +690,24 @@
     </w:p>
     <w:p>
       <w:pPr>
+        <w:pStyle w:val="ListParagraph"/>
+        <w:numPr>
+          <w:ilvl w:val="0"/>
+          <w:numId w:val="2"/>
+        </w:numPr>
+      </w:pPr>
+      <w:r>
+        <w:rPr>
+          <w:b/>
+        </w:rPr>
+        <w:t xml:space="preserve">Gobernanza de IA:</w:t>
+      </w:r>
+      <w:r>
+        <w:t xml:space="preserve"> los administradores del workspace pueden desactivar todas las funciones de IA de su workspace (Configuración → Seguridad → Gobernanza de IA); el apagado se aplica del lado del servidor en todos los endpoints de IA. La IA corre exclusivamente por la API de Anthropic (Claude), del lado del servidor, y los datos del cliente no se usan para entrenar modelos. Vea la Declaración de Responsabilidad de IA.</w:t>
+      </w:r>
+    </w:p>
+    <w:p>
+      <w:pPr>
         <w:pStyle w:val="Heading2"/>
       </w:pPr>
       <w:r>
@@ -718,6 +736,24 @@
       </w:pPr>
       <w:r>
         <w:t xml:space="preserve">El historial de reportes conserva cada reporte ejecutivo generado.</w:t>
+      </w:r>
+    </w:p>
+    <w:p>
+      <w:pPr>
+        <w:pStyle w:val="ListParagraph"/>
+        <w:numPr>
+          <w:ilvl w:val="0"/>
+          <w:numId w:val="2"/>
+        </w:numPr>
+      </w:pPr>
+      <w:r>
+        <w:rPr>
+          <w:b/>
+        </w:rPr>
+        <w:t xml:space="preserve">Registro de auditoría de IA:</w:t>
+      </w:r>
+      <w:r>
+        <w:t xml:space="preserve"> cada invocación de IA — y cada llamada bloqueada por política del workspace — queda registrada con fecha, función y usuario, visible para los administradores del workspace.</w:t>
       </w:r>
     </w:p>
     <w:p>
@@ -911,6 +947,89 @@
                 <w:szCs w:val="20"/>
               </w:rPr>
               <w:t xml:space="preserve">Región</w:t>
+            </w:r>
+          </w:p>
+        </w:tc>
+      </w:tr>
+      <w:tr>
+        <w:trPr>
+          <w:tblHeader w:val="false"/>
+        </w:trPr>
+        <w:tc>
+          <w:tcPr>
+            <w:tcW w:type="dxa" w:w="2400"/>
+            <w:tcMar>
+              <w:top w:type="dxa" w:w="80"/>
+              <w:left w:type="dxa" w:w="120"/>
+              <w:bottom w:type="dxa" w:w="80"/>
+              <w:right w:type="dxa" w:w="120"/>
+            </w:tcMar>
+          </w:tcPr>
+          <w:p>
+            <w:pPr>
+              <w:spacing w:after="0"/>
+            </w:pPr>
+            <w:r>
+              <w:rPr>
+                <w:b w:val="false"/>
+                <w:bCs w:val="false"/>
+                <w:color w:val="1E293B"/>
+                <w:sz w:val="20"/>
+                <w:szCs w:val="20"/>
+              </w:rPr>
+              <w:t xml:space="preserve">Anthropic</w:t>
+            </w:r>
+          </w:p>
+        </w:tc>
+        <w:tc>
+          <w:tcPr>
+            <w:tcW w:type="dxa" w:w="5000"/>
+            <w:tcMar>
+              <w:top w:type="dxa" w:w="80"/>
+              <w:left w:type="dxa" w:w="120"/>
+              <w:bottom w:type="dxa" w:w="80"/>
+              <w:right w:type="dxa" w:w="120"/>
+            </w:tcMar>
+          </w:tcPr>
+          <w:p>
+            <w:pPr>
+              <w:spacing w:after="0"/>
+            </w:pPr>
+            <w:r>
+              <w:rPr>
+                <w:b w:val="false"/>
+                <w:bCs w:val="false"/>
+                <w:color w:val="1E293B"/>
+                <w:sz w:val="20"/>
+                <w:szCs w:val="20"/>
+              </w:rPr>
+              <w:t xml:space="preserve">Procesamiento de IA (Claude API); sin entrenar modelos con datos del cliente</w:t>
+            </w:r>
+          </w:p>
+        </w:tc>
+        <w:tc>
+          <w:tcPr>
+            <w:tcW w:type="dxa" w:w="2400"/>
+            <w:tcMar>
+              <w:top w:type="dxa" w:w="80"/>
+              <w:left w:type="dxa" w:w="120"/>
+              <w:bottom w:type="dxa" w:w="80"/>
+              <w:right w:type="dxa" w:w="120"/>
+            </w:tcMar>
+          </w:tcPr>
+          <w:p>
+            <w:pPr>
+              <w:spacing w:after="0"/>
+            </w:pPr>
+            <w:r>
+              <w:rPr>
+                <w:b w:val="false"/>
+                <w:bCs w:val="false"/>
+                <w:color w:val="1E293B"/>
+                <w:sz w:val="20"/>
+                <w:szCs w:val="20"/>
+              </w:rPr>
+              <w:t xml:space="preserve">EE. UU.</w:t>
             </w:r>
           </w:p>
         </w:tc>
